--- a/geography/02Continental Drift Theory.docx
+++ b/geography/02Continental Drift Theory.docx
@@ -168,17 +168,17 @@
           <w:sz w:val="28"/>
           <w:szCs w:val="28"/>
         </w:rPr>
-        <w:t xml:space="preserve"> ex. Volcanic </w:t>
-      </w:r>
-      <w:proofErr w:type="spellStart"/>
-      <w:r>
-        <w:rPr>
-          <w:sz w:val="28"/>
-          <w:szCs w:val="28"/>
-        </w:rPr>
-        <w:t>ilands</w:t>
-      </w:r>
-      <w:proofErr w:type="spellEnd"/>
+        <w:t xml:space="preserve"> ex. Volcanic ilands hawai </w:t>
+      </w:r>
+      <w:proofErr w:type="gramStart"/>
+      <w:r>
+        <w:rPr>
+          <w:sz w:val="28"/>
+          <w:szCs w:val="28"/>
+        </w:rPr>
+        <w:t>morishius ,</w:t>
+      </w:r>
+      <w:proofErr w:type="gramEnd"/>
       <w:r>
         <w:rPr>
           <w:sz w:val="28"/>
@@ -186,94 +186,28 @@
         </w:rPr>
         <w:t xml:space="preserve"> </w:t>
       </w:r>
-      <w:proofErr w:type="spellStart"/>
-      <w:r>
-        <w:rPr>
-          <w:sz w:val="28"/>
-          <w:szCs w:val="28"/>
-        </w:rPr>
-        <w:t>hawai</w:t>
-      </w:r>
-      <w:proofErr w:type="spellEnd"/>
-      <w:r>
-        <w:rPr>
-          <w:sz w:val="28"/>
-          <w:szCs w:val="28"/>
-        </w:rPr>
-        <w:t xml:space="preserve"> </w:t>
-      </w:r>
-      <w:proofErr w:type="spellStart"/>
+    </w:p>
+    <w:p>
+      <w:pPr>
+        <w:rPr>
+          <w:sz w:val="28"/>
+          <w:szCs w:val="28"/>
+        </w:rPr>
+      </w:pPr>
+      <w:r>
+        <w:rPr>
+          <w:sz w:val="28"/>
+          <w:szCs w:val="28"/>
+        </w:rPr>
+        <w:t xml:space="preserve">Coral iland </w:t>
+      </w:r>
       <w:proofErr w:type="gramStart"/>
       <w:r>
         <w:rPr>
           <w:sz w:val="28"/>
           <w:szCs w:val="28"/>
         </w:rPr>
-        <w:t>morishius</w:t>
-      </w:r>
-      <w:proofErr w:type="spellEnd"/>
-      <w:r>
-        <w:rPr>
-          <w:sz w:val="28"/>
-          <w:szCs w:val="28"/>
-        </w:rPr>
-        <w:t xml:space="preserve"> ,</w:t>
-      </w:r>
-      <w:proofErr w:type="gramEnd"/>
-      <w:r>
-        <w:rPr>
-          <w:sz w:val="28"/>
-          <w:szCs w:val="28"/>
-        </w:rPr>
-        <w:t xml:space="preserve"> </w:t>
-      </w:r>
-    </w:p>
-    <w:p>
-      <w:pPr>
-        <w:rPr>
-          <w:sz w:val="28"/>
-          <w:szCs w:val="28"/>
-        </w:rPr>
-      </w:pPr>
-      <w:r>
-        <w:rPr>
-          <w:sz w:val="28"/>
-          <w:szCs w:val="28"/>
-        </w:rPr>
-        <w:t xml:space="preserve">Coral </w:t>
-      </w:r>
-      <w:proofErr w:type="spellStart"/>
-      <w:r>
-        <w:rPr>
-          <w:sz w:val="28"/>
-          <w:szCs w:val="28"/>
-        </w:rPr>
-        <w:t>iland</w:t>
-      </w:r>
-      <w:proofErr w:type="spellEnd"/>
-      <w:r>
-        <w:rPr>
-          <w:sz w:val="28"/>
-          <w:szCs w:val="28"/>
-        </w:rPr>
-        <w:t xml:space="preserve"> </w:t>
-      </w:r>
-      <w:proofErr w:type="spellStart"/>
-      <w:proofErr w:type="gramStart"/>
-      <w:r>
-        <w:rPr>
-          <w:sz w:val="28"/>
-          <w:szCs w:val="28"/>
-        </w:rPr>
-        <w:t>lashwdeep</w:t>
-      </w:r>
-      <w:proofErr w:type="spellEnd"/>
-      <w:r>
-        <w:rPr>
-          <w:sz w:val="28"/>
-          <w:szCs w:val="28"/>
-        </w:rPr>
-        <w:t>..</w:t>
+        <w:t>lashwdeep..</w:t>
       </w:r>
       <w:proofErr w:type="gramEnd"/>
     </w:p>
@@ -361,23 +295,7 @@
           <w:sz w:val="28"/>
           <w:szCs w:val="28"/>
         </w:rPr>
-        <w:t xml:space="preserve">the rock of mental </w:t>
-      </w:r>
-      <w:proofErr w:type="spellStart"/>
-      <w:r>
-        <w:rPr>
-          <w:sz w:val="28"/>
-          <w:szCs w:val="28"/>
-        </w:rPr>
-        <w:t>peridotide</w:t>
-      </w:r>
-      <w:proofErr w:type="spellEnd"/>
-      <w:r>
-        <w:rPr>
-          <w:sz w:val="28"/>
-          <w:szCs w:val="28"/>
-        </w:rPr>
-        <w:t xml:space="preserve"> experienced partial melting to form basalt </w:t>
+        <w:t xml:space="preserve">the rock of mental peridotide experienced partial melting to form basalt </w:t>
       </w:r>
       <w:r>
         <w:rPr>
@@ -438,15 +356,13 @@
         </w:rPr>
         <w:t>The earths experience lots of meteoric impact which broke the first crust that was been formed therefore basaltic crust subducted into the mental undergo partial melting to form andesitic rocks. (</w:t>
       </w:r>
-      <w:proofErr w:type="gramStart"/>
-      <w:r>
-        <w:rPr>
-          <w:sz w:val="28"/>
-          <w:szCs w:val="28"/>
-        </w:rPr>
-        <w:t>andesite</w:t>
-      </w:r>
-      <w:proofErr w:type="gramEnd"/>
+      <w:r>
+        <w:rPr>
+          <w:sz w:val="28"/>
+          <w:szCs w:val="28"/>
+        </w:rPr>
+        <w:t>Andesite</w:t>
+      </w:r>
       <w:r>
         <w:rPr>
           <w:sz w:val="28"/>
